--- a/templates_docx/Appraisal_Sheet_DCT.docx
+++ b/templates_docx/Appraisal_Sheet_DCT.docx
@@ -437,20 +437,25 @@
         <w:tblLook w:val="04A0" w:firstRow="1" w:lastRow="0" w:firstColumn="1" w:lastColumn="0" w:noHBand="0" w:noVBand="1"/>
       </w:tblPr>
       <w:tblGrid>
-        <w:gridCol w:w="1393"/>
-        <w:gridCol w:w="2681"/>
+        <w:gridCol w:w="1165"/>
+        <w:gridCol w:w="2765"/>
         <w:gridCol w:w="565"/>
         <w:gridCol w:w="630"/>
-        <w:gridCol w:w="2289"/>
-        <w:gridCol w:w="1461"/>
+        <w:gridCol w:w="2390"/>
+        <w:gridCol w:w="1504"/>
       </w:tblGrid>
       <w:tr>
-        <w:tc>
-          <w:tcPr>
-            <w:tcW w:w="1393" w:type="dxa"/>
-          </w:tcPr>
-          <w:p>
-            <w:pPr>
+        <w:trPr>
+          <w:trHeight w:val="320" w:hRule="atLeast"/>
+          <w:cantSplit/>
+        </w:trPr>
+        <w:tc>
+          <w:tcPr>
+            <w:tcW w:w="1165" w:type="dxa"/>
+          </w:tcPr>
+          <w:p>
+            <w:pPr>
+              <w:keepNext/>
               <w:jc w:val="center"/>
               <w:rPr>
                 <w:b/>
@@ -470,10 +475,11 @@
         </w:tc>
         <w:tc>
           <w:tcPr>
-            <w:tcW w:w="2681" w:type="dxa"/>
-          </w:tcPr>
-          <w:p>
-            <w:pPr>
+            <w:tcW w:w="2765" w:type="dxa"/>
+          </w:tcPr>
+          <w:p>
+            <w:pPr>
+              <w:keepNext/>
               <w:jc w:val="center"/>
               <w:rPr>
                 <w:b/>
@@ -497,6 +503,7 @@
           </w:tcPr>
           <w:p>
             <w:pPr>
+              <w:keepNext/>
               <w:jc w:val="center"/>
               <w:rPr>
                 <w:b/>
@@ -520,6 +527,7 @@
           </w:tcPr>
           <w:p>
             <w:pPr>
+              <w:keepNext/>
               <w:jc w:val="center"/>
               <w:rPr>
                 <w:b/>
@@ -539,10 +547,11 @@
         </w:tc>
         <w:tc>
           <w:tcPr>
-            <w:tcW w:w="2289" w:type="dxa"/>
-          </w:tcPr>
-          <w:p>
-            <w:pPr>
+            <w:tcW w:w="2390" w:type="dxa"/>
+          </w:tcPr>
+          <w:p>
+            <w:pPr>
+              <w:keepNext/>
               <w:jc w:val="center"/>
               <w:rPr>
                 <w:b/>
@@ -578,10 +587,11 @@
         </w:tc>
         <w:tc>
           <w:tcPr>
-            <w:tcW w:w="1461" w:type="dxa"/>
-          </w:tcPr>
-          <w:p>
-            <w:pPr>
+            <w:tcW w:w="1504" w:type="dxa"/>
+          </w:tcPr>
+          <w:p>
+            <w:pPr>
+              <w:keepNext/>
               <w:jc w:val="center"/>
               <w:rPr>
                 <w:b/>
@@ -621,272 +631,303 @@
               </w:rPr>
               <w:t>m/SY</w:t>
             </w:r>
-          </w:p>
-        </w:tc>
-      </w:tr>
-      <w:tr>
-        <w:tc>
-          <w:tcPr>
-            <w:tcW w:w="1393" w:type="dxa"/>
-          </w:tcPr>
-          <w:p>
-            <w:pPr>
-              <w:rPr>
-                <w:sz w:val="16"/>
-                <w:szCs w:val="16"/>
-              </w:rPr>
-            </w:pPr>
-          </w:p>
-        </w:tc>
-        <w:tc>
-          <w:tcPr>
-            <w:tcW w:w="2681" w:type="dxa"/>
-          </w:tcPr>
-          <w:p>
-            <w:pPr>
-              <w:rPr>
-                <w:sz w:val="16"/>
-                <w:szCs w:val="16"/>
-              </w:rPr>
-            </w:pPr>
-          </w:p>
-        </w:tc>
-        <w:tc>
-          <w:tcPr>
-            <w:tcW w:w="565" w:type="dxa"/>
-          </w:tcPr>
-          <w:p>
-            <w:pPr>
-              <w:jc w:val="center"/>
-              <w:rPr>
-                <w:sz w:val="16"/>
-                <w:szCs w:val="16"/>
-              </w:rPr>
-            </w:pPr>
-          </w:p>
-        </w:tc>
-        <w:tc>
-          <w:tcPr>
-            <w:tcW w:w="630" w:type="dxa"/>
-          </w:tcPr>
-          <w:p>
-            <w:pPr>
-              <w:rPr>
-                <w:sz w:val="16"/>
-                <w:szCs w:val="16"/>
-              </w:rPr>
-            </w:pPr>
-          </w:p>
-        </w:tc>
-        <w:tc>
-          <w:tcPr>
-            <w:tcW w:w="2289" w:type="dxa"/>
-          </w:tcPr>
-          <w:p>
-            <w:pPr>
-              <w:rPr>
-                <w:sz w:val="16"/>
-                <w:szCs w:val="16"/>
-              </w:rPr>
-            </w:pPr>
-          </w:p>
-        </w:tc>
-        <w:tc>
-          <w:tcPr>
-            <w:tcW w:w="1461" w:type="dxa"/>
-          </w:tcPr>
-          <w:p>
-            <w:pPr>
-              <w:rPr>
-                <w:sz w:val="16"/>
-                <w:szCs w:val="16"/>
-              </w:rPr>
-            </w:pPr>
-          </w:p>
-        </w:tc>
-      </w:tr>
-      <w:tr>
-        <w:tc>
-          <w:tcPr>
-            <w:tcW w:w="1393" w:type="dxa"/>
-          </w:tcPr>
-          <w:p>
-            <w:pPr>
-              <w:rPr>
-                <w:sz w:val="16"/>
-                <w:szCs w:val="16"/>
-              </w:rPr>
-            </w:pPr>
-          </w:p>
-        </w:tc>
-        <w:tc>
-          <w:tcPr>
-            <w:tcW w:w="2681" w:type="dxa"/>
-          </w:tcPr>
-          <w:p>
-            <w:pPr>
-              <w:rPr>
-                <w:sz w:val="16"/>
-                <w:szCs w:val="16"/>
-              </w:rPr>
-            </w:pPr>
-          </w:p>
-        </w:tc>
-        <w:tc>
-          <w:tcPr>
-            <w:tcW w:w="565" w:type="dxa"/>
-          </w:tcPr>
-          <w:p>
-            <w:pPr>
-              <w:jc w:val="center"/>
-              <w:rPr>
-                <w:sz w:val="16"/>
-                <w:szCs w:val="16"/>
-              </w:rPr>
-            </w:pPr>
-          </w:p>
-        </w:tc>
-        <w:tc>
-          <w:tcPr>
-            <w:tcW w:w="630" w:type="dxa"/>
-          </w:tcPr>
-          <w:p>
-            <w:pPr>
-              <w:rPr>
-                <w:sz w:val="16"/>
-                <w:szCs w:val="16"/>
-              </w:rPr>
-            </w:pPr>
-          </w:p>
-        </w:tc>
-        <w:tc>
-          <w:tcPr>
-            <w:tcW w:w="2289" w:type="dxa"/>
-          </w:tcPr>
-          <w:p>
-            <w:pPr>
-              <w:rPr>
-                <w:sz w:val="16"/>
-                <w:szCs w:val="16"/>
-              </w:rPr>
-            </w:pPr>
-          </w:p>
-        </w:tc>
-        <w:tc>
-          <w:tcPr>
-            <w:tcW w:w="1461" w:type="dxa"/>
-          </w:tcPr>
-          <w:p>
-            <w:pPr>
-              <w:rPr>
-                <w:sz w:val="16"/>
-                <w:szCs w:val="16"/>
-              </w:rPr>
-            </w:pPr>
-          </w:p>
-        </w:tc>
-      </w:tr>
-      <w:tr>
-        <w:tc>
-          <w:tcPr>
-            <w:tcW w:w="1393" w:type="dxa"/>
-          </w:tcPr>
-          <w:p>
-            <w:pPr>
-              <w:rPr>
-                <w:sz w:val="16"/>
-                <w:szCs w:val="16"/>
-              </w:rPr>
-            </w:pPr>
-          </w:p>
-        </w:tc>
-        <w:tc>
-          <w:tcPr>
-            <w:tcW w:w="2681" w:type="dxa"/>
-          </w:tcPr>
-          <w:p>
-            <w:pPr>
-              <w:rPr>
-                <w:sz w:val="16"/>
-                <w:szCs w:val="16"/>
-              </w:rPr>
-            </w:pPr>
-          </w:p>
-        </w:tc>
-        <w:tc>
-          <w:tcPr>
-            <w:tcW w:w="565" w:type="dxa"/>
-          </w:tcPr>
-          <w:p>
-            <w:pPr>
-              <w:jc w:val="center"/>
-              <w:rPr>
-                <w:sz w:val="16"/>
-                <w:szCs w:val="16"/>
-              </w:rPr>
-            </w:pPr>
-          </w:p>
-        </w:tc>
-        <w:tc>
-          <w:tcPr>
-            <w:tcW w:w="630" w:type="dxa"/>
-          </w:tcPr>
-          <w:p>
-            <w:pPr>
-              <w:rPr>
-                <w:sz w:val="16"/>
-                <w:szCs w:val="16"/>
-              </w:rPr>
-            </w:pPr>
-          </w:p>
-        </w:tc>
-        <w:tc>
-          <w:tcPr>
-            <w:tcW w:w="2289" w:type="dxa"/>
-          </w:tcPr>
-          <w:p>
-            <w:pPr>
-              <w:rPr>
-                <w:sz w:val="16"/>
-                <w:szCs w:val="16"/>
-              </w:rPr>
-            </w:pPr>
-          </w:p>
-        </w:tc>
-        <w:tc>
-          <w:tcPr>
-            <w:tcW w:w="1461" w:type="dxa"/>
-          </w:tcPr>
-          <w:p>
-            <w:pPr>
-              <w:rPr>
-                <w:sz w:val="16"/>
-                <w:szCs w:val="16"/>
-              </w:rPr>
-            </w:pPr>
           </w:p>
         </w:tc>
       </w:tr>
       <w:tr>
         <w:trPr>
-          <w:trHeight w:val="54"/>
+          <w:trHeight w:val="320" w:hRule="atLeast"/>
+          <w:cantSplit/>
         </w:trPr>
         <w:tc>
           <w:tcPr>
-            <w:tcW w:w="1393" w:type="dxa"/>
-          </w:tcPr>
-          <w:p>
-            <w:pPr>
-              <w:rPr>
-                <w:sz w:val="16"/>
-                <w:szCs w:val="16"/>
-              </w:rPr>
-            </w:pPr>
-          </w:p>
-        </w:tc>
-        <w:tc>
-          <w:tcPr>
-            <w:tcW w:w="2681" w:type="dxa"/>
+            <w:tcW w:w="1165" w:type="dxa"/>
+          </w:tcPr>
+          <w:p>
+            <w:pPr>
+              <w:keepNext/>
+              <w:rPr>
+                <w:sz w:val="16"/>
+                <w:szCs w:val="16"/>
+              </w:rPr>
+            </w:pPr>
+          </w:p>
+        </w:tc>
+        <w:tc>
+          <w:tcPr>
+            <w:tcW w:w="2765" w:type="dxa"/>
+          </w:tcPr>
+          <w:p>
+            <w:pPr>
+              <w:keepNext/>
+              <w:rPr>
+                <w:sz w:val="16"/>
+                <w:szCs w:val="16"/>
+              </w:rPr>
+            </w:pPr>
+          </w:p>
+        </w:tc>
+        <w:tc>
+          <w:tcPr>
+            <w:tcW w:w="565" w:type="dxa"/>
+          </w:tcPr>
+          <w:p>
+            <w:pPr>
+              <w:keepNext/>
+              <w:jc w:val="center"/>
+              <w:rPr>
+                <w:sz w:val="16"/>
+                <w:szCs w:val="16"/>
+              </w:rPr>
+            </w:pPr>
+          </w:p>
+        </w:tc>
+        <w:tc>
+          <w:tcPr>
+            <w:tcW w:w="630" w:type="dxa"/>
+          </w:tcPr>
+          <w:p>
+            <w:pPr>
+              <w:keepNext/>
+              <w:rPr>
+                <w:sz w:val="16"/>
+                <w:szCs w:val="16"/>
+              </w:rPr>
+            </w:pPr>
+          </w:p>
+        </w:tc>
+        <w:tc>
+          <w:tcPr>
+            <w:tcW w:w="2390" w:type="dxa"/>
+          </w:tcPr>
+          <w:p>
+            <w:pPr>
+              <w:keepNext/>
+              <w:rPr>
+                <w:sz w:val="16"/>
+                <w:szCs w:val="16"/>
+              </w:rPr>
+            </w:pPr>
+          </w:p>
+        </w:tc>
+        <w:tc>
+          <w:tcPr>
+            <w:tcW w:w="1504" w:type="dxa"/>
+          </w:tcPr>
+          <w:p>
+            <w:pPr>
+              <w:keepNext/>
+              <w:rPr>
+                <w:sz w:val="16"/>
+                <w:szCs w:val="16"/>
+              </w:rPr>
+            </w:pPr>
+          </w:p>
+        </w:tc>
+      </w:tr>
+      <w:tr>
+        <w:trPr>
+          <w:trHeight w:val="320" w:hRule="atLeast"/>
+          <w:cantSplit/>
+        </w:trPr>
+        <w:tc>
+          <w:tcPr>
+            <w:tcW w:w="1165" w:type="dxa"/>
+          </w:tcPr>
+          <w:p>
+            <w:pPr>
+              <w:keepNext/>
+              <w:rPr>
+                <w:sz w:val="16"/>
+                <w:szCs w:val="16"/>
+              </w:rPr>
+            </w:pPr>
+          </w:p>
+        </w:tc>
+        <w:tc>
+          <w:tcPr>
+            <w:tcW w:w="2765" w:type="dxa"/>
+          </w:tcPr>
+          <w:p>
+            <w:pPr>
+              <w:keepNext/>
+              <w:rPr>
+                <w:sz w:val="16"/>
+                <w:szCs w:val="16"/>
+              </w:rPr>
+            </w:pPr>
+          </w:p>
+        </w:tc>
+        <w:tc>
+          <w:tcPr>
+            <w:tcW w:w="565" w:type="dxa"/>
+          </w:tcPr>
+          <w:p>
+            <w:pPr>
+              <w:keepNext/>
+              <w:jc w:val="center"/>
+              <w:rPr>
+                <w:sz w:val="16"/>
+                <w:szCs w:val="16"/>
+              </w:rPr>
+            </w:pPr>
+          </w:p>
+        </w:tc>
+        <w:tc>
+          <w:tcPr>
+            <w:tcW w:w="630" w:type="dxa"/>
+          </w:tcPr>
+          <w:p>
+            <w:pPr>
+              <w:keepNext/>
+              <w:rPr>
+                <w:sz w:val="16"/>
+                <w:szCs w:val="16"/>
+              </w:rPr>
+            </w:pPr>
+          </w:p>
+        </w:tc>
+        <w:tc>
+          <w:tcPr>
+            <w:tcW w:w="2390" w:type="dxa"/>
+          </w:tcPr>
+          <w:p>
+            <w:pPr>
+              <w:keepNext/>
+              <w:rPr>
+                <w:sz w:val="16"/>
+                <w:szCs w:val="16"/>
+              </w:rPr>
+            </w:pPr>
+          </w:p>
+        </w:tc>
+        <w:tc>
+          <w:tcPr>
+            <w:tcW w:w="1504" w:type="dxa"/>
+          </w:tcPr>
+          <w:p>
+            <w:pPr>
+              <w:keepNext/>
+              <w:rPr>
+                <w:sz w:val="16"/>
+                <w:szCs w:val="16"/>
+              </w:rPr>
+            </w:pPr>
+          </w:p>
+        </w:tc>
+      </w:tr>
+      <w:tr>
+        <w:trPr>
+          <w:trHeight w:val="320" w:hRule="atLeast"/>
+          <w:cantSplit/>
+        </w:trPr>
+        <w:tc>
+          <w:tcPr>
+            <w:tcW w:w="1165" w:type="dxa"/>
+          </w:tcPr>
+          <w:p>
+            <w:pPr>
+              <w:keepNext/>
+              <w:rPr>
+                <w:sz w:val="16"/>
+                <w:szCs w:val="16"/>
+              </w:rPr>
+            </w:pPr>
+          </w:p>
+        </w:tc>
+        <w:tc>
+          <w:tcPr>
+            <w:tcW w:w="2765" w:type="dxa"/>
+          </w:tcPr>
+          <w:p>
+            <w:pPr>
+              <w:keepNext/>
+              <w:rPr>
+                <w:sz w:val="16"/>
+                <w:szCs w:val="16"/>
+              </w:rPr>
+            </w:pPr>
+          </w:p>
+        </w:tc>
+        <w:tc>
+          <w:tcPr>
+            <w:tcW w:w="565" w:type="dxa"/>
+          </w:tcPr>
+          <w:p>
+            <w:pPr>
+              <w:keepNext/>
+              <w:jc w:val="center"/>
+              <w:rPr>
+                <w:sz w:val="16"/>
+                <w:szCs w:val="16"/>
+              </w:rPr>
+            </w:pPr>
+          </w:p>
+        </w:tc>
+        <w:tc>
+          <w:tcPr>
+            <w:tcW w:w="630" w:type="dxa"/>
+          </w:tcPr>
+          <w:p>
+            <w:pPr>
+              <w:keepNext/>
+              <w:rPr>
+                <w:sz w:val="16"/>
+                <w:szCs w:val="16"/>
+              </w:rPr>
+            </w:pPr>
+          </w:p>
+        </w:tc>
+        <w:tc>
+          <w:tcPr>
+            <w:tcW w:w="2390" w:type="dxa"/>
+          </w:tcPr>
+          <w:p>
+            <w:pPr>
+              <w:keepNext/>
+              <w:rPr>
+                <w:sz w:val="16"/>
+                <w:szCs w:val="16"/>
+              </w:rPr>
+            </w:pPr>
+          </w:p>
+        </w:tc>
+        <w:tc>
+          <w:tcPr>
+            <w:tcW w:w="1504" w:type="dxa"/>
+          </w:tcPr>
+          <w:p>
+            <w:pPr>
+              <w:keepNext/>
+              <w:rPr>
+                <w:sz w:val="16"/>
+                <w:szCs w:val="16"/>
+              </w:rPr>
+            </w:pPr>
+          </w:p>
+        </w:tc>
+      </w:tr>
+      <w:tr>
+        <w:trPr>
+          <w:trHeight w:val="320" w:hRule="atLeast"/>
+          <w:cantSplit/>
+        </w:trPr>
+        <w:tc>
+          <w:tcPr>
+            <w:tcW w:w="1165" w:type="dxa"/>
+          </w:tcPr>
+          <w:p>
+            <w:pPr>
+              <w:rPr>
+                <w:sz w:val="16"/>
+                <w:szCs w:val="16"/>
+              </w:rPr>
+            </w:pPr>
+          </w:p>
+        </w:tc>
+        <w:tc>
+          <w:tcPr>
+            <w:tcW w:w="2765" w:type="dxa"/>
           </w:tcPr>
           <w:p>
             <w:pPr>
@@ -937,7 +978,7 @@
         </w:tc>
         <w:tc>
           <w:tcPr>
-            <w:tcW w:w="2289" w:type="dxa"/>
+            <w:tcW w:w="2390" w:type="dxa"/>
           </w:tcPr>
           <w:p>
             <w:pPr>
@@ -950,7 +991,7 @@
         </w:tc>
         <w:tc>
           <w:tcPr>
-            <w:tcW w:w="1461" w:type="dxa"/>
+            <w:tcW w:w="1504" w:type="dxa"/>
           </w:tcPr>
           <w:p>
             <w:pPr>
@@ -1059,12 +1100,17 @@
         <w:gridCol w:w="1504"/>
       </w:tblGrid>
       <w:tr>
+        <w:trPr>
+          <w:trHeight w:val="320" w:hRule="atLeast"/>
+          <w:cantSplit/>
+        </w:trPr>
         <w:tc>
           <w:tcPr>
             <w:tcW w:w="1165" w:type="dxa"/>
           </w:tcPr>
           <w:p>
             <w:pPr>
+              <w:keepNext/>
               <w:jc w:val="center"/>
               <w:rPr>
                 <w:b/>
@@ -1096,6 +1142,7 @@
           </w:tcPr>
           <w:p>
             <w:pPr>
+              <w:keepNext/>
               <w:jc w:val="center"/>
               <w:rPr>
                 <w:b/>
@@ -1119,6 +1166,7 @@
           </w:tcPr>
           <w:p>
             <w:pPr>
+              <w:keepNext/>
               <w:jc w:val="center"/>
               <w:rPr>
                 <w:b/>
@@ -1142,6 +1190,7 @@
           </w:tcPr>
           <w:p>
             <w:pPr>
+              <w:keepNext/>
               <w:jc w:val="center"/>
               <w:rPr>
                 <w:b/>
@@ -1165,6 +1214,7 @@
           </w:tcPr>
           <w:p>
             <w:pPr>
+              <w:keepNext/>
               <w:jc w:val="center"/>
               <w:rPr>
                 <w:b/>
@@ -1188,6 +1238,7 @@
           </w:tcPr>
           <w:p>
             <w:pPr>
+              <w:keepNext/>
               <w:jc w:val="center"/>
               <w:rPr>
                 <w:b/>
@@ -1227,258 +1278,289 @@
               </w:rPr>
               <w:t>m/SY</w:t>
             </w:r>
-          </w:p>
-        </w:tc>
-      </w:tr>
-      <w:tr>
-        <w:tc>
-          <w:tcPr>
-            <w:tcW w:w="1165" w:type="dxa"/>
-          </w:tcPr>
-          <w:p>
-            <w:pPr>
-              <w:rPr>
-                <w:sz w:val="16"/>
-                <w:szCs w:val="16"/>
-              </w:rPr>
-            </w:pPr>
-          </w:p>
-        </w:tc>
-        <w:tc>
-          <w:tcPr>
-            <w:tcW w:w="2765" w:type="dxa"/>
-          </w:tcPr>
-          <w:p>
-            <w:pPr>
-              <w:rPr>
-                <w:sz w:val="16"/>
-                <w:szCs w:val="16"/>
-              </w:rPr>
-            </w:pPr>
-          </w:p>
-        </w:tc>
-        <w:tc>
-          <w:tcPr>
-            <w:tcW w:w="565" w:type="dxa"/>
-          </w:tcPr>
-          <w:p>
-            <w:pPr>
-              <w:jc w:val="center"/>
-              <w:rPr>
-                <w:sz w:val="16"/>
-                <w:szCs w:val="16"/>
-              </w:rPr>
-            </w:pPr>
-          </w:p>
-        </w:tc>
-        <w:tc>
-          <w:tcPr>
-            <w:tcW w:w="630" w:type="dxa"/>
-            <w:vAlign w:val="bottom"/>
-          </w:tcPr>
-          <w:p>
-            <w:pPr>
-              <w:rPr>
-                <w:sz w:val="16"/>
-                <w:szCs w:val="16"/>
-              </w:rPr>
-            </w:pPr>
-          </w:p>
-        </w:tc>
-        <w:tc>
-          <w:tcPr>
-            <w:tcW w:w="2390" w:type="dxa"/>
-          </w:tcPr>
-          <w:p>
-            <w:pPr>
-              <w:rPr>
-                <w:sz w:val="16"/>
-                <w:szCs w:val="16"/>
-              </w:rPr>
-            </w:pPr>
-          </w:p>
-        </w:tc>
-        <w:tc>
-          <w:tcPr>
-            <w:tcW w:w="1504" w:type="dxa"/>
-          </w:tcPr>
-          <w:p>
-            <w:pPr>
-              <w:rPr>
-                <w:sz w:val="16"/>
-                <w:szCs w:val="16"/>
-              </w:rPr>
-            </w:pPr>
-          </w:p>
-        </w:tc>
-      </w:tr>
-      <w:tr>
-        <w:tc>
-          <w:tcPr>
-            <w:tcW w:w="1165" w:type="dxa"/>
-          </w:tcPr>
-          <w:p>
-            <w:pPr>
-              <w:rPr>
-                <w:sz w:val="16"/>
-                <w:szCs w:val="16"/>
-              </w:rPr>
-            </w:pPr>
-          </w:p>
-        </w:tc>
-        <w:tc>
-          <w:tcPr>
-            <w:tcW w:w="2765" w:type="dxa"/>
-          </w:tcPr>
-          <w:p>
-            <w:pPr>
-              <w:rPr>
-                <w:sz w:val="16"/>
-                <w:szCs w:val="16"/>
-              </w:rPr>
-            </w:pPr>
-          </w:p>
-        </w:tc>
-        <w:tc>
-          <w:tcPr>
-            <w:tcW w:w="565" w:type="dxa"/>
-          </w:tcPr>
-          <w:p>
-            <w:pPr>
-              <w:jc w:val="center"/>
-              <w:rPr>
-                <w:sz w:val="16"/>
-                <w:szCs w:val="16"/>
-              </w:rPr>
-            </w:pPr>
-          </w:p>
-        </w:tc>
-        <w:tc>
-          <w:tcPr>
-            <w:tcW w:w="630" w:type="dxa"/>
-            <w:vAlign w:val="bottom"/>
-          </w:tcPr>
-          <w:p>
-            <w:pPr>
-              <w:rPr>
-                <w:sz w:val="16"/>
-                <w:szCs w:val="16"/>
-              </w:rPr>
-            </w:pPr>
-          </w:p>
-        </w:tc>
-        <w:tc>
-          <w:tcPr>
-            <w:tcW w:w="2390" w:type="dxa"/>
-          </w:tcPr>
-          <w:p>
-            <w:pPr>
-              <w:rPr>
-                <w:sz w:val="16"/>
-                <w:szCs w:val="16"/>
-              </w:rPr>
-            </w:pPr>
-          </w:p>
-        </w:tc>
-        <w:tc>
-          <w:tcPr>
-            <w:tcW w:w="1504" w:type="dxa"/>
-          </w:tcPr>
-          <w:p>
-            <w:pPr>
-              <w:rPr>
-                <w:sz w:val="16"/>
-                <w:szCs w:val="16"/>
-              </w:rPr>
-            </w:pPr>
-          </w:p>
-        </w:tc>
-      </w:tr>
-      <w:tr>
-        <w:tc>
-          <w:tcPr>
-            <w:tcW w:w="1165" w:type="dxa"/>
-          </w:tcPr>
-          <w:p>
-            <w:pPr>
-              <w:rPr>
-                <w:sz w:val="16"/>
-                <w:szCs w:val="16"/>
-              </w:rPr>
-            </w:pPr>
-          </w:p>
-        </w:tc>
-        <w:tc>
-          <w:tcPr>
-            <w:tcW w:w="2765" w:type="dxa"/>
-          </w:tcPr>
-          <w:p>
-            <w:pPr>
-              <w:rPr>
-                <w:sz w:val="16"/>
-                <w:szCs w:val="16"/>
-              </w:rPr>
-            </w:pPr>
-          </w:p>
-        </w:tc>
-        <w:tc>
-          <w:tcPr>
-            <w:tcW w:w="565" w:type="dxa"/>
-          </w:tcPr>
-          <w:p>
-            <w:pPr>
-              <w:jc w:val="center"/>
-              <w:rPr>
-                <w:sz w:val="16"/>
-                <w:szCs w:val="16"/>
-              </w:rPr>
-            </w:pPr>
-          </w:p>
-        </w:tc>
-        <w:tc>
-          <w:tcPr>
-            <w:tcW w:w="630" w:type="dxa"/>
-            <w:vAlign w:val="bottom"/>
-          </w:tcPr>
-          <w:p>
-            <w:pPr>
-              <w:rPr>
-                <w:sz w:val="16"/>
-                <w:szCs w:val="16"/>
-              </w:rPr>
-            </w:pPr>
-          </w:p>
-        </w:tc>
-        <w:tc>
-          <w:tcPr>
-            <w:tcW w:w="2390" w:type="dxa"/>
-          </w:tcPr>
-          <w:p>
-            <w:pPr>
-              <w:rPr>
-                <w:sz w:val="16"/>
-                <w:szCs w:val="16"/>
-              </w:rPr>
-            </w:pPr>
-          </w:p>
-        </w:tc>
-        <w:tc>
-          <w:tcPr>
-            <w:tcW w:w="1504" w:type="dxa"/>
-          </w:tcPr>
-          <w:p>
-            <w:pPr>
-              <w:rPr>
-                <w:sz w:val="16"/>
-                <w:szCs w:val="16"/>
-              </w:rPr>
-            </w:pPr>
           </w:p>
         </w:tc>
       </w:tr>
       <w:tr>
         <w:trPr>
-          <w:trHeight w:val="54"/>
+          <w:trHeight w:val="320" w:hRule="atLeast"/>
+          <w:cantSplit/>
+        </w:trPr>
+        <w:tc>
+          <w:tcPr>
+            <w:tcW w:w="1165" w:type="dxa"/>
+          </w:tcPr>
+          <w:p>
+            <w:pPr>
+              <w:keepNext/>
+              <w:rPr>
+                <w:sz w:val="16"/>
+                <w:szCs w:val="16"/>
+              </w:rPr>
+            </w:pPr>
+          </w:p>
+        </w:tc>
+        <w:tc>
+          <w:tcPr>
+            <w:tcW w:w="2765" w:type="dxa"/>
+          </w:tcPr>
+          <w:p>
+            <w:pPr>
+              <w:keepNext/>
+              <w:rPr>
+                <w:sz w:val="16"/>
+                <w:szCs w:val="16"/>
+              </w:rPr>
+            </w:pPr>
+          </w:p>
+        </w:tc>
+        <w:tc>
+          <w:tcPr>
+            <w:tcW w:w="565" w:type="dxa"/>
+          </w:tcPr>
+          <w:p>
+            <w:pPr>
+              <w:keepNext/>
+              <w:jc w:val="center"/>
+              <w:rPr>
+                <w:sz w:val="16"/>
+                <w:szCs w:val="16"/>
+              </w:rPr>
+            </w:pPr>
+          </w:p>
+        </w:tc>
+        <w:tc>
+          <w:tcPr>
+            <w:tcW w:w="630" w:type="dxa"/>
+            <w:vAlign w:val="bottom"/>
+          </w:tcPr>
+          <w:p>
+            <w:pPr>
+              <w:keepNext/>
+              <w:rPr>
+                <w:sz w:val="16"/>
+                <w:szCs w:val="16"/>
+              </w:rPr>
+            </w:pPr>
+          </w:p>
+        </w:tc>
+        <w:tc>
+          <w:tcPr>
+            <w:tcW w:w="2390" w:type="dxa"/>
+          </w:tcPr>
+          <w:p>
+            <w:pPr>
+              <w:keepNext/>
+              <w:rPr>
+                <w:sz w:val="16"/>
+                <w:szCs w:val="16"/>
+              </w:rPr>
+            </w:pPr>
+          </w:p>
+        </w:tc>
+        <w:tc>
+          <w:tcPr>
+            <w:tcW w:w="1504" w:type="dxa"/>
+          </w:tcPr>
+          <w:p>
+            <w:pPr>
+              <w:keepNext/>
+              <w:rPr>
+                <w:sz w:val="16"/>
+                <w:szCs w:val="16"/>
+              </w:rPr>
+            </w:pPr>
+          </w:p>
+        </w:tc>
+      </w:tr>
+      <w:tr>
+        <w:trPr>
+          <w:trHeight w:val="320" w:hRule="atLeast"/>
+          <w:cantSplit/>
+        </w:trPr>
+        <w:tc>
+          <w:tcPr>
+            <w:tcW w:w="1165" w:type="dxa"/>
+          </w:tcPr>
+          <w:p>
+            <w:pPr>
+              <w:keepNext/>
+              <w:rPr>
+                <w:sz w:val="16"/>
+                <w:szCs w:val="16"/>
+              </w:rPr>
+            </w:pPr>
+          </w:p>
+        </w:tc>
+        <w:tc>
+          <w:tcPr>
+            <w:tcW w:w="2765" w:type="dxa"/>
+          </w:tcPr>
+          <w:p>
+            <w:pPr>
+              <w:keepNext/>
+              <w:rPr>
+                <w:sz w:val="16"/>
+                <w:szCs w:val="16"/>
+              </w:rPr>
+            </w:pPr>
+          </w:p>
+        </w:tc>
+        <w:tc>
+          <w:tcPr>
+            <w:tcW w:w="565" w:type="dxa"/>
+          </w:tcPr>
+          <w:p>
+            <w:pPr>
+              <w:keepNext/>
+              <w:jc w:val="center"/>
+              <w:rPr>
+                <w:sz w:val="16"/>
+                <w:szCs w:val="16"/>
+              </w:rPr>
+            </w:pPr>
+          </w:p>
+        </w:tc>
+        <w:tc>
+          <w:tcPr>
+            <w:tcW w:w="630" w:type="dxa"/>
+            <w:vAlign w:val="bottom"/>
+          </w:tcPr>
+          <w:p>
+            <w:pPr>
+              <w:keepNext/>
+              <w:rPr>
+                <w:sz w:val="16"/>
+                <w:szCs w:val="16"/>
+              </w:rPr>
+            </w:pPr>
+          </w:p>
+        </w:tc>
+        <w:tc>
+          <w:tcPr>
+            <w:tcW w:w="2390" w:type="dxa"/>
+          </w:tcPr>
+          <w:p>
+            <w:pPr>
+              <w:keepNext/>
+              <w:rPr>
+                <w:sz w:val="16"/>
+                <w:szCs w:val="16"/>
+              </w:rPr>
+            </w:pPr>
+          </w:p>
+        </w:tc>
+        <w:tc>
+          <w:tcPr>
+            <w:tcW w:w="1504" w:type="dxa"/>
+          </w:tcPr>
+          <w:p>
+            <w:pPr>
+              <w:keepNext/>
+              <w:rPr>
+                <w:sz w:val="16"/>
+                <w:szCs w:val="16"/>
+              </w:rPr>
+            </w:pPr>
+          </w:p>
+        </w:tc>
+      </w:tr>
+      <w:tr>
+        <w:trPr>
+          <w:trHeight w:val="320" w:hRule="atLeast"/>
+          <w:cantSplit/>
+        </w:trPr>
+        <w:tc>
+          <w:tcPr>
+            <w:tcW w:w="1165" w:type="dxa"/>
+          </w:tcPr>
+          <w:p>
+            <w:pPr>
+              <w:keepNext/>
+              <w:rPr>
+                <w:sz w:val="16"/>
+                <w:szCs w:val="16"/>
+              </w:rPr>
+            </w:pPr>
+          </w:p>
+        </w:tc>
+        <w:tc>
+          <w:tcPr>
+            <w:tcW w:w="2765" w:type="dxa"/>
+          </w:tcPr>
+          <w:p>
+            <w:pPr>
+              <w:keepNext/>
+              <w:rPr>
+                <w:sz w:val="16"/>
+                <w:szCs w:val="16"/>
+              </w:rPr>
+            </w:pPr>
+          </w:p>
+        </w:tc>
+        <w:tc>
+          <w:tcPr>
+            <w:tcW w:w="565" w:type="dxa"/>
+          </w:tcPr>
+          <w:p>
+            <w:pPr>
+              <w:keepNext/>
+              <w:jc w:val="center"/>
+              <w:rPr>
+                <w:sz w:val="16"/>
+                <w:szCs w:val="16"/>
+              </w:rPr>
+            </w:pPr>
+          </w:p>
+        </w:tc>
+        <w:tc>
+          <w:tcPr>
+            <w:tcW w:w="630" w:type="dxa"/>
+            <w:vAlign w:val="bottom"/>
+          </w:tcPr>
+          <w:p>
+            <w:pPr>
+              <w:keepNext/>
+              <w:rPr>
+                <w:sz w:val="16"/>
+                <w:szCs w:val="16"/>
+              </w:rPr>
+            </w:pPr>
+          </w:p>
+        </w:tc>
+        <w:tc>
+          <w:tcPr>
+            <w:tcW w:w="2390" w:type="dxa"/>
+          </w:tcPr>
+          <w:p>
+            <w:pPr>
+              <w:keepNext/>
+              <w:rPr>
+                <w:sz w:val="16"/>
+                <w:szCs w:val="16"/>
+              </w:rPr>
+            </w:pPr>
+          </w:p>
+        </w:tc>
+        <w:tc>
+          <w:tcPr>
+            <w:tcW w:w="1504" w:type="dxa"/>
+          </w:tcPr>
+          <w:p>
+            <w:pPr>
+              <w:keepNext/>
+              <w:rPr>
+                <w:sz w:val="16"/>
+                <w:szCs w:val="16"/>
+              </w:rPr>
+            </w:pPr>
+          </w:p>
+        </w:tc>
+      </w:tr>
+      <w:tr>
+        <w:trPr>
+          <w:trHeight w:val="320" w:hRule="atLeast"/>
+          <w:cantSplit/>
         </w:trPr>
         <w:tc>
           <w:tcPr>
@@ -1713,12 +1795,17 @@
         <w:gridCol w:w="1504"/>
       </w:tblGrid>
       <w:tr>
+        <w:trPr>
+          <w:trHeight w:val="320" w:hRule="atLeast"/>
+          <w:cantSplit/>
+        </w:trPr>
         <w:tc>
           <w:tcPr>
             <w:tcW w:w="1165" w:type="dxa"/>
           </w:tcPr>
           <w:p>
             <w:pPr>
+              <w:keepNext/>
               <w:jc w:val="center"/>
               <w:rPr>
                 <w:b/>
@@ -1742,6 +1829,7 @@
           </w:tcPr>
           <w:p>
             <w:pPr>
+              <w:keepNext/>
               <w:jc w:val="center"/>
               <w:rPr>
                 <w:b/>
@@ -1765,6 +1853,7 @@
           </w:tcPr>
           <w:p>
             <w:pPr>
+              <w:keepNext/>
               <w:jc w:val="center"/>
               <w:rPr>
                 <w:b/>
@@ -1788,6 +1877,7 @@
           </w:tcPr>
           <w:p>
             <w:pPr>
+              <w:keepNext/>
               <w:jc w:val="center"/>
               <w:rPr>
                 <w:b/>
@@ -1811,6 +1901,7 @@
           </w:tcPr>
           <w:p>
             <w:pPr>
+              <w:keepNext/>
               <w:jc w:val="center"/>
               <w:rPr>
                 <w:b/>
@@ -1834,6 +1925,7 @@
           </w:tcPr>
           <w:p>
             <w:pPr>
+              <w:keepNext/>
               <w:jc w:val="center"/>
               <w:rPr>
                 <w:b/>
@@ -1873,255 +1965,286 @@
               </w:rPr>
               <w:t>m/SY</w:t>
             </w:r>
-          </w:p>
-        </w:tc>
-      </w:tr>
-      <w:tr>
-        <w:tc>
-          <w:tcPr>
-            <w:tcW w:w="1165" w:type="dxa"/>
-          </w:tcPr>
-          <w:p>
-            <w:pPr>
-              <w:rPr>
-                <w:sz w:val="16"/>
-                <w:szCs w:val="16"/>
-              </w:rPr>
-            </w:pPr>
-          </w:p>
-        </w:tc>
-        <w:tc>
-          <w:tcPr>
-            <w:tcW w:w="2765" w:type="dxa"/>
-          </w:tcPr>
-          <w:p>
-            <w:pPr>
-              <w:rPr>
-                <w:sz w:val="16"/>
-                <w:szCs w:val="16"/>
-              </w:rPr>
-            </w:pPr>
-          </w:p>
-        </w:tc>
-        <w:tc>
-          <w:tcPr>
-            <w:tcW w:w="565" w:type="dxa"/>
-          </w:tcPr>
-          <w:p>
-            <w:pPr>
-              <w:jc w:val="center"/>
-              <w:rPr>
-                <w:sz w:val="16"/>
-                <w:szCs w:val="16"/>
-              </w:rPr>
-            </w:pPr>
-          </w:p>
-        </w:tc>
-        <w:tc>
-          <w:tcPr>
-            <w:tcW w:w="630" w:type="dxa"/>
-          </w:tcPr>
-          <w:p>
-            <w:pPr>
-              <w:rPr>
-                <w:sz w:val="14"/>
-                <w:szCs w:val="16"/>
-              </w:rPr>
-            </w:pPr>
-          </w:p>
-        </w:tc>
-        <w:tc>
-          <w:tcPr>
-            <w:tcW w:w="2390" w:type="dxa"/>
-          </w:tcPr>
-          <w:p>
-            <w:pPr>
-              <w:rPr>
-                <w:sz w:val="14"/>
-                <w:szCs w:val="16"/>
-              </w:rPr>
-            </w:pPr>
-          </w:p>
-        </w:tc>
-        <w:tc>
-          <w:tcPr>
-            <w:tcW w:w="1504" w:type="dxa"/>
-          </w:tcPr>
-          <w:p>
-            <w:pPr>
-              <w:rPr>
-                <w:sz w:val="16"/>
-                <w:szCs w:val="16"/>
-              </w:rPr>
-            </w:pPr>
-          </w:p>
-        </w:tc>
-      </w:tr>
-      <w:tr>
-        <w:tc>
-          <w:tcPr>
-            <w:tcW w:w="1165" w:type="dxa"/>
-          </w:tcPr>
-          <w:p>
-            <w:pPr>
-              <w:rPr>
-                <w:sz w:val="16"/>
-                <w:szCs w:val="16"/>
-              </w:rPr>
-            </w:pPr>
-          </w:p>
-        </w:tc>
-        <w:tc>
-          <w:tcPr>
-            <w:tcW w:w="2765" w:type="dxa"/>
-          </w:tcPr>
-          <w:p>
-            <w:pPr>
-              <w:rPr>
-                <w:sz w:val="16"/>
-                <w:szCs w:val="16"/>
-              </w:rPr>
-            </w:pPr>
-          </w:p>
-        </w:tc>
-        <w:tc>
-          <w:tcPr>
-            <w:tcW w:w="565" w:type="dxa"/>
-          </w:tcPr>
-          <w:p>
-            <w:pPr>
-              <w:jc w:val="center"/>
-              <w:rPr>
-                <w:sz w:val="16"/>
-                <w:szCs w:val="16"/>
-              </w:rPr>
-            </w:pPr>
-          </w:p>
-        </w:tc>
-        <w:tc>
-          <w:tcPr>
-            <w:tcW w:w="630" w:type="dxa"/>
-          </w:tcPr>
-          <w:p>
-            <w:pPr>
-              <w:rPr>
-                <w:sz w:val="14"/>
-                <w:szCs w:val="16"/>
-              </w:rPr>
-            </w:pPr>
-          </w:p>
-        </w:tc>
-        <w:tc>
-          <w:tcPr>
-            <w:tcW w:w="2390" w:type="dxa"/>
-          </w:tcPr>
-          <w:p>
-            <w:pPr>
-              <w:rPr>
-                <w:sz w:val="14"/>
-                <w:szCs w:val="16"/>
-              </w:rPr>
-            </w:pPr>
-          </w:p>
-        </w:tc>
-        <w:tc>
-          <w:tcPr>
-            <w:tcW w:w="1504" w:type="dxa"/>
-          </w:tcPr>
-          <w:p>
-            <w:pPr>
-              <w:rPr>
-                <w:sz w:val="14"/>
-                <w:szCs w:val="16"/>
-              </w:rPr>
-            </w:pPr>
-          </w:p>
-        </w:tc>
-      </w:tr>
-      <w:tr>
-        <w:tc>
-          <w:tcPr>
-            <w:tcW w:w="1165" w:type="dxa"/>
-          </w:tcPr>
-          <w:p>
-            <w:pPr>
-              <w:rPr>
-                <w:sz w:val="16"/>
-                <w:szCs w:val="16"/>
-              </w:rPr>
-            </w:pPr>
-          </w:p>
-        </w:tc>
-        <w:tc>
-          <w:tcPr>
-            <w:tcW w:w="2765" w:type="dxa"/>
-          </w:tcPr>
-          <w:p>
-            <w:pPr>
-              <w:rPr>
-                <w:sz w:val="16"/>
-                <w:szCs w:val="16"/>
-              </w:rPr>
-            </w:pPr>
-          </w:p>
-        </w:tc>
-        <w:tc>
-          <w:tcPr>
-            <w:tcW w:w="565" w:type="dxa"/>
-          </w:tcPr>
-          <w:p>
-            <w:pPr>
-              <w:jc w:val="center"/>
-              <w:rPr>
-                <w:sz w:val="16"/>
-                <w:szCs w:val="16"/>
-              </w:rPr>
-            </w:pPr>
-          </w:p>
-        </w:tc>
-        <w:tc>
-          <w:tcPr>
-            <w:tcW w:w="630" w:type="dxa"/>
-          </w:tcPr>
-          <w:p>
-            <w:pPr>
-              <w:rPr>
-                <w:sz w:val="14"/>
-                <w:szCs w:val="16"/>
-              </w:rPr>
-            </w:pPr>
-          </w:p>
-        </w:tc>
-        <w:tc>
-          <w:tcPr>
-            <w:tcW w:w="2390" w:type="dxa"/>
-          </w:tcPr>
-          <w:p>
-            <w:pPr>
-              <w:rPr>
-                <w:sz w:val="14"/>
-                <w:szCs w:val="16"/>
-              </w:rPr>
-            </w:pPr>
-          </w:p>
-        </w:tc>
-        <w:tc>
-          <w:tcPr>
-            <w:tcW w:w="1504" w:type="dxa"/>
-          </w:tcPr>
-          <w:p>
-            <w:pPr>
-              <w:rPr>
-                <w:sz w:val="14"/>
-                <w:szCs w:val="16"/>
-              </w:rPr>
-            </w:pPr>
           </w:p>
         </w:tc>
       </w:tr>
       <w:tr>
         <w:trPr>
-          <w:trHeight w:val="54"/>
+          <w:trHeight w:val="320" w:hRule="atLeast"/>
+          <w:cantSplit/>
+        </w:trPr>
+        <w:tc>
+          <w:tcPr>
+            <w:tcW w:w="1165" w:type="dxa"/>
+          </w:tcPr>
+          <w:p>
+            <w:pPr>
+              <w:keepNext/>
+              <w:rPr>
+                <w:sz w:val="16"/>
+                <w:szCs w:val="16"/>
+              </w:rPr>
+            </w:pPr>
+          </w:p>
+        </w:tc>
+        <w:tc>
+          <w:tcPr>
+            <w:tcW w:w="2765" w:type="dxa"/>
+          </w:tcPr>
+          <w:p>
+            <w:pPr>
+              <w:keepNext/>
+              <w:rPr>
+                <w:sz w:val="16"/>
+                <w:szCs w:val="16"/>
+              </w:rPr>
+            </w:pPr>
+          </w:p>
+        </w:tc>
+        <w:tc>
+          <w:tcPr>
+            <w:tcW w:w="565" w:type="dxa"/>
+          </w:tcPr>
+          <w:p>
+            <w:pPr>
+              <w:keepNext/>
+              <w:jc w:val="center"/>
+              <w:rPr>
+                <w:sz w:val="16"/>
+                <w:szCs w:val="16"/>
+              </w:rPr>
+            </w:pPr>
+          </w:p>
+        </w:tc>
+        <w:tc>
+          <w:tcPr>
+            <w:tcW w:w="630" w:type="dxa"/>
+          </w:tcPr>
+          <w:p>
+            <w:pPr>
+              <w:keepNext/>
+              <w:rPr>
+                <w:sz w:val="14"/>
+                <w:szCs w:val="16"/>
+              </w:rPr>
+            </w:pPr>
+          </w:p>
+        </w:tc>
+        <w:tc>
+          <w:tcPr>
+            <w:tcW w:w="2390" w:type="dxa"/>
+          </w:tcPr>
+          <w:p>
+            <w:pPr>
+              <w:keepNext/>
+              <w:rPr>
+                <w:sz w:val="14"/>
+                <w:szCs w:val="16"/>
+              </w:rPr>
+            </w:pPr>
+          </w:p>
+        </w:tc>
+        <w:tc>
+          <w:tcPr>
+            <w:tcW w:w="1504" w:type="dxa"/>
+          </w:tcPr>
+          <w:p>
+            <w:pPr>
+              <w:keepNext/>
+              <w:rPr>
+                <w:sz w:val="16"/>
+                <w:szCs w:val="16"/>
+              </w:rPr>
+            </w:pPr>
+          </w:p>
+        </w:tc>
+      </w:tr>
+      <w:tr>
+        <w:trPr>
+          <w:trHeight w:val="320" w:hRule="atLeast"/>
+          <w:cantSplit/>
+        </w:trPr>
+        <w:tc>
+          <w:tcPr>
+            <w:tcW w:w="1165" w:type="dxa"/>
+          </w:tcPr>
+          <w:p>
+            <w:pPr>
+              <w:keepNext/>
+              <w:rPr>
+                <w:sz w:val="16"/>
+                <w:szCs w:val="16"/>
+              </w:rPr>
+            </w:pPr>
+          </w:p>
+        </w:tc>
+        <w:tc>
+          <w:tcPr>
+            <w:tcW w:w="2765" w:type="dxa"/>
+          </w:tcPr>
+          <w:p>
+            <w:pPr>
+              <w:keepNext/>
+              <w:rPr>
+                <w:sz w:val="16"/>
+                <w:szCs w:val="16"/>
+              </w:rPr>
+            </w:pPr>
+          </w:p>
+        </w:tc>
+        <w:tc>
+          <w:tcPr>
+            <w:tcW w:w="565" w:type="dxa"/>
+          </w:tcPr>
+          <w:p>
+            <w:pPr>
+              <w:keepNext/>
+              <w:jc w:val="center"/>
+              <w:rPr>
+                <w:sz w:val="16"/>
+                <w:szCs w:val="16"/>
+              </w:rPr>
+            </w:pPr>
+          </w:p>
+        </w:tc>
+        <w:tc>
+          <w:tcPr>
+            <w:tcW w:w="630" w:type="dxa"/>
+          </w:tcPr>
+          <w:p>
+            <w:pPr>
+              <w:keepNext/>
+              <w:rPr>
+                <w:sz w:val="14"/>
+                <w:szCs w:val="16"/>
+              </w:rPr>
+            </w:pPr>
+          </w:p>
+        </w:tc>
+        <w:tc>
+          <w:tcPr>
+            <w:tcW w:w="2390" w:type="dxa"/>
+          </w:tcPr>
+          <w:p>
+            <w:pPr>
+              <w:keepNext/>
+              <w:rPr>
+                <w:sz w:val="14"/>
+                <w:szCs w:val="16"/>
+              </w:rPr>
+            </w:pPr>
+          </w:p>
+        </w:tc>
+        <w:tc>
+          <w:tcPr>
+            <w:tcW w:w="1504" w:type="dxa"/>
+          </w:tcPr>
+          <w:p>
+            <w:pPr>
+              <w:keepNext/>
+              <w:rPr>
+                <w:sz w:val="14"/>
+                <w:szCs w:val="16"/>
+              </w:rPr>
+            </w:pPr>
+          </w:p>
+        </w:tc>
+      </w:tr>
+      <w:tr>
+        <w:trPr>
+          <w:trHeight w:val="320" w:hRule="atLeast"/>
+          <w:cantSplit/>
+        </w:trPr>
+        <w:tc>
+          <w:tcPr>
+            <w:tcW w:w="1165" w:type="dxa"/>
+          </w:tcPr>
+          <w:p>
+            <w:pPr>
+              <w:keepNext/>
+              <w:rPr>
+                <w:sz w:val="16"/>
+                <w:szCs w:val="16"/>
+              </w:rPr>
+            </w:pPr>
+          </w:p>
+        </w:tc>
+        <w:tc>
+          <w:tcPr>
+            <w:tcW w:w="2765" w:type="dxa"/>
+          </w:tcPr>
+          <w:p>
+            <w:pPr>
+              <w:keepNext/>
+              <w:rPr>
+                <w:sz w:val="16"/>
+                <w:szCs w:val="16"/>
+              </w:rPr>
+            </w:pPr>
+          </w:p>
+        </w:tc>
+        <w:tc>
+          <w:tcPr>
+            <w:tcW w:w="565" w:type="dxa"/>
+          </w:tcPr>
+          <w:p>
+            <w:pPr>
+              <w:keepNext/>
+              <w:jc w:val="center"/>
+              <w:rPr>
+                <w:sz w:val="16"/>
+                <w:szCs w:val="16"/>
+              </w:rPr>
+            </w:pPr>
+          </w:p>
+        </w:tc>
+        <w:tc>
+          <w:tcPr>
+            <w:tcW w:w="630" w:type="dxa"/>
+          </w:tcPr>
+          <w:p>
+            <w:pPr>
+              <w:keepNext/>
+              <w:rPr>
+                <w:sz w:val="14"/>
+                <w:szCs w:val="16"/>
+              </w:rPr>
+            </w:pPr>
+          </w:p>
+        </w:tc>
+        <w:tc>
+          <w:tcPr>
+            <w:tcW w:w="2390" w:type="dxa"/>
+          </w:tcPr>
+          <w:p>
+            <w:pPr>
+              <w:keepNext/>
+              <w:rPr>
+                <w:sz w:val="14"/>
+                <w:szCs w:val="16"/>
+              </w:rPr>
+            </w:pPr>
+          </w:p>
+        </w:tc>
+        <w:tc>
+          <w:tcPr>
+            <w:tcW w:w="1504" w:type="dxa"/>
+          </w:tcPr>
+          <w:p>
+            <w:pPr>
+              <w:keepNext/>
+              <w:rPr>
+                <w:sz w:val="14"/>
+                <w:szCs w:val="16"/>
+              </w:rPr>
+            </w:pPr>
+          </w:p>
+        </w:tc>
+      </w:tr>
+      <w:tr>
+        <w:trPr>
+          <w:trHeight w:val="320" w:hRule="atLeast"/>
+          <w:cantSplit/>
         </w:trPr>
         <w:tc>
           <w:tcPr>
@@ -2338,12 +2461,17 @@
         <w:gridCol w:w="1504"/>
       </w:tblGrid>
       <w:tr>
+        <w:trPr>
+          <w:trHeight w:val="320" w:hRule="atLeast"/>
+          <w:cantSplit/>
+        </w:trPr>
         <w:tc>
           <w:tcPr>
             <w:tcW w:w="1165" w:type="dxa"/>
           </w:tcPr>
           <w:p>
             <w:pPr>
+              <w:keepNext/>
               <w:jc w:val="center"/>
               <w:rPr>
                 <w:b/>
@@ -2367,6 +2495,7 @@
           </w:tcPr>
           <w:p>
             <w:pPr>
+              <w:keepNext/>
               <w:jc w:val="center"/>
               <w:rPr>
                 <w:b/>
@@ -2390,6 +2519,7 @@
           </w:tcPr>
           <w:p>
             <w:pPr>
+              <w:keepNext/>
               <w:jc w:val="center"/>
               <w:rPr>
                 <w:b/>
@@ -2413,6 +2543,7 @@
           </w:tcPr>
           <w:p>
             <w:pPr>
+              <w:keepNext/>
               <w:jc w:val="center"/>
               <w:rPr>
                 <w:b/>
@@ -2436,6 +2567,7 @@
           </w:tcPr>
           <w:p>
             <w:pPr>
+              <w:keepNext/>
               <w:jc w:val="center"/>
               <w:rPr>
                 <w:b/>
@@ -2459,6 +2591,7 @@
           </w:tcPr>
           <w:p>
             <w:pPr>
+              <w:keepNext/>
               <w:jc w:val="center"/>
               <w:rPr>
                 <w:b/>
@@ -2498,255 +2631,286 @@
               </w:rPr>
               <w:t>m/SY</w:t>
             </w:r>
-          </w:p>
-        </w:tc>
-      </w:tr>
-      <w:tr>
-        <w:tc>
-          <w:tcPr>
-            <w:tcW w:w="1165" w:type="dxa"/>
-          </w:tcPr>
-          <w:p>
-            <w:pPr>
-              <w:rPr>
-                <w:sz w:val="16"/>
-                <w:szCs w:val="16"/>
-              </w:rPr>
-            </w:pPr>
-          </w:p>
-        </w:tc>
-        <w:tc>
-          <w:tcPr>
-            <w:tcW w:w="2765" w:type="dxa"/>
-          </w:tcPr>
-          <w:p>
-            <w:pPr>
-              <w:rPr>
-                <w:sz w:val="16"/>
-                <w:szCs w:val="16"/>
-              </w:rPr>
-            </w:pPr>
-          </w:p>
-        </w:tc>
-        <w:tc>
-          <w:tcPr>
-            <w:tcW w:w="565" w:type="dxa"/>
-          </w:tcPr>
-          <w:p>
-            <w:pPr>
-              <w:jc w:val="center"/>
-              <w:rPr>
-                <w:sz w:val="16"/>
-                <w:szCs w:val="16"/>
-              </w:rPr>
-            </w:pPr>
-          </w:p>
-        </w:tc>
-        <w:tc>
-          <w:tcPr>
-            <w:tcW w:w="630" w:type="dxa"/>
-          </w:tcPr>
-          <w:p>
-            <w:pPr>
-              <w:rPr>
-                <w:sz w:val="14"/>
-                <w:szCs w:val="16"/>
-              </w:rPr>
-            </w:pPr>
-          </w:p>
-        </w:tc>
-        <w:tc>
-          <w:tcPr>
-            <w:tcW w:w="2390" w:type="dxa"/>
-          </w:tcPr>
-          <w:p>
-            <w:pPr>
-              <w:rPr>
-                <w:sz w:val="14"/>
-                <w:szCs w:val="16"/>
-              </w:rPr>
-            </w:pPr>
-          </w:p>
-        </w:tc>
-        <w:tc>
-          <w:tcPr>
-            <w:tcW w:w="1504" w:type="dxa"/>
-          </w:tcPr>
-          <w:p>
-            <w:pPr>
-              <w:rPr>
-                <w:sz w:val="16"/>
-                <w:szCs w:val="16"/>
-              </w:rPr>
-            </w:pPr>
-          </w:p>
-        </w:tc>
-      </w:tr>
-      <w:tr>
-        <w:tc>
-          <w:tcPr>
-            <w:tcW w:w="1165" w:type="dxa"/>
-          </w:tcPr>
-          <w:p>
-            <w:pPr>
-              <w:rPr>
-                <w:sz w:val="16"/>
-                <w:szCs w:val="16"/>
-              </w:rPr>
-            </w:pPr>
-          </w:p>
-        </w:tc>
-        <w:tc>
-          <w:tcPr>
-            <w:tcW w:w="2765" w:type="dxa"/>
-          </w:tcPr>
-          <w:p>
-            <w:pPr>
-              <w:rPr>
-                <w:sz w:val="16"/>
-                <w:szCs w:val="16"/>
-              </w:rPr>
-            </w:pPr>
-          </w:p>
-        </w:tc>
-        <w:tc>
-          <w:tcPr>
-            <w:tcW w:w="565" w:type="dxa"/>
-          </w:tcPr>
-          <w:p>
-            <w:pPr>
-              <w:jc w:val="center"/>
-              <w:rPr>
-                <w:sz w:val="16"/>
-                <w:szCs w:val="16"/>
-              </w:rPr>
-            </w:pPr>
-          </w:p>
-        </w:tc>
-        <w:tc>
-          <w:tcPr>
-            <w:tcW w:w="630" w:type="dxa"/>
-          </w:tcPr>
-          <w:p>
-            <w:pPr>
-              <w:rPr>
-                <w:sz w:val="14"/>
-                <w:szCs w:val="16"/>
-              </w:rPr>
-            </w:pPr>
-          </w:p>
-        </w:tc>
-        <w:tc>
-          <w:tcPr>
-            <w:tcW w:w="2390" w:type="dxa"/>
-          </w:tcPr>
-          <w:p>
-            <w:pPr>
-              <w:rPr>
-                <w:sz w:val="14"/>
-                <w:szCs w:val="16"/>
-              </w:rPr>
-            </w:pPr>
-          </w:p>
-        </w:tc>
-        <w:tc>
-          <w:tcPr>
-            <w:tcW w:w="1504" w:type="dxa"/>
-          </w:tcPr>
-          <w:p>
-            <w:pPr>
-              <w:rPr>
-                <w:sz w:val="14"/>
-                <w:szCs w:val="16"/>
-              </w:rPr>
-            </w:pPr>
-          </w:p>
-        </w:tc>
-      </w:tr>
-      <w:tr>
-        <w:tc>
-          <w:tcPr>
-            <w:tcW w:w="1165" w:type="dxa"/>
-          </w:tcPr>
-          <w:p>
-            <w:pPr>
-              <w:rPr>
-                <w:sz w:val="16"/>
-                <w:szCs w:val="16"/>
-              </w:rPr>
-            </w:pPr>
-          </w:p>
-        </w:tc>
-        <w:tc>
-          <w:tcPr>
-            <w:tcW w:w="2765" w:type="dxa"/>
-          </w:tcPr>
-          <w:p>
-            <w:pPr>
-              <w:rPr>
-                <w:sz w:val="16"/>
-                <w:szCs w:val="16"/>
-              </w:rPr>
-            </w:pPr>
-          </w:p>
-        </w:tc>
-        <w:tc>
-          <w:tcPr>
-            <w:tcW w:w="565" w:type="dxa"/>
-          </w:tcPr>
-          <w:p>
-            <w:pPr>
-              <w:jc w:val="center"/>
-              <w:rPr>
-                <w:sz w:val="16"/>
-                <w:szCs w:val="16"/>
-              </w:rPr>
-            </w:pPr>
-          </w:p>
-        </w:tc>
-        <w:tc>
-          <w:tcPr>
-            <w:tcW w:w="630" w:type="dxa"/>
-          </w:tcPr>
-          <w:p>
-            <w:pPr>
-              <w:rPr>
-                <w:sz w:val="14"/>
-                <w:szCs w:val="16"/>
-              </w:rPr>
-            </w:pPr>
-          </w:p>
-        </w:tc>
-        <w:tc>
-          <w:tcPr>
-            <w:tcW w:w="2390" w:type="dxa"/>
-          </w:tcPr>
-          <w:p>
-            <w:pPr>
-              <w:rPr>
-                <w:sz w:val="14"/>
-                <w:szCs w:val="16"/>
-              </w:rPr>
-            </w:pPr>
-          </w:p>
-        </w:tc>
-        <w:tc>
-          <w:tcPr>
-            <w:tcW w:w="1504" w:type="dxa"/>
-          </w:tcPr>
-          <w:p>
-            <w:pPr>
-              <w:rPr>
-                <w:sz w:val="14"/>
-                <w:szCs w:val="16"/>
-              </w:rPr>
-            </w:pPr>
           </w:p>
         </w:tc>
       </w:tr>
       <w:tr>
         <w:trPr>
-          <w:trHeight w:val="54"/>
+          <w:trHeight w:val="320" w:hRule="atLeast"/>
+          <w:cantSplit/>
+        </w:trPr>
+        <w:tc>
+          <w:tcPr>
+            <w:tcW w:w="1165" w:type="dxa"/>
+          </w:tcPr>
+          <w:p>
+            <w:pPr>
+              <w:keepNext/>
+              <w:rPr>
+                <w:sz w:val="16"/>
+                <w:szCs w:val="16"/>
+              </w:rPr>
+            </w:pPr>
+          </w:p>
+        </w:tc>
+        <w:tc>
+          <w:tcPr>
+            <w:tcW w:w="2765" w:type="dxa"/>
+          </w:tcPr>
+          <w:p>
+            <w:pPr>
+              <w:keepNext/>
+              <w:rPr>
+                <w:sz w:val="16"/>
+                <w:szCs w:val="16"/>
+              </w:rPr>
+            </w:pPr>
+          </w:p>
+        </w:tc>
+        <w:tc>
+          <w:tcPr>
+            <w:tcW w:w="565" w:type="dxa"/>
+          </w:tcPr>
+          <w:p>
+            <w:pPr>
+              <w:keepNext/>
+              <w:jc w:val="center"/>
+              <w:rPr>
+                <w:sz w:val="16"/>
+                <w:szCs w:val="16"/>
+              </w:rPr>
+            </w:pPr>
+          </w:p>
+        </w:tc>
+        <w:tc>
+          <w:tcPr>
+            <w:tcW w:w="630" w:type="dxa"/>
+          </w:tcPr>
+          <w:p>
+            <w:pPr>
+              <w:keepNext/>
+              <w:rPr>
+                <w:sz w:val="14"/>
+                <w:szCs w:val="16"/>
+              </w:rPr>
+            </w:pPr>
+          </w:p>
+        </w:tc>
+        <w:tc>
+          <w:tcPr>
+            <w:tcW w:w="2390" w:type="dxa"/>
+          </w:tcPr>
+          <w:p>
+            <w:pPr>
+              <w:keepNext/>
+              <w:rPr>
+                <w:sz w:val="14"/>
+                <w:szCs w:val="16"/>
+              </w:rPr>
+            </w:pPr>
+          </w:p>
+        </w:tc>
+        <w:tc>
+          <w:tcPr>
+            <w:tcW w:w="1504" w:type="dxa"/>
+          </w:tcPr>
+          <w:p>
+            <w:pPr>
+              <w:keepNext/>
+              <w:rPr>
+                <w:sz w:val="16"/>
+                <w:szCs w:val="16"/>
+              </w:rPr>
+            </w:pPr>
+          </w:p>
+        </w:tc>
+      </w:tr>
+      <w:tr>
+        <w:trPr>
+          <w:trHeight w:val="320" w:hRule="atLeast"/>
+          <w:cantSplit/>
+        </w:trPr>
+        <w:tc>
+          <w:tcPr>
+            <w:tcW w:w="1165" w:type="dxa"/>
+          </w:tcPr>
+          <w:p>
+            <w:pPr>
+              <w:keepNext/>
+              <w:rPr>
+                <w:sz w:val="16"/>
+                <w:szCs w:val="16"/>
+              </w:rPr>
+            </w:pPr>
+          </w:p>
+        </w:tc>
+        <w:tc>
+          <w:tcPr>
+            <w:tcW w:w="2765" w:type="dxa"/>
+          </w:tcPr>
+          <w:p>
+            <w:pPr>
+              <w:keepNext/>
+              <w:rPr>
+                <w:sz w:val="16"/>
+                <w:szCs w:val="16"/>
+              </w:rPr>
+            </w:pPr>
+          </w:p>
+        </w:tc>
+        <w:tc>
+          <w:tcPr>
+            <w:tcW w:w="565" w:type="dxa"/>
+          </w:tcPr>
+          <w:p>
+            <w:pPr>
+              <w:keepNext/>
+              <w:jc w:val="center"/>
+              <w:rPr>
+                <w:sz w:val="16"/>
+                <w:szCs w:val="16"/>
+              </w:rPr>
+            </w:pPr>
+          </w:p>
+        </w:tc>
+        <w:tc>
+          <w:tcPr>
+            <w:tcW w:w="630" w:type="dxa"/>
+          </w:tcPr>
+          <w:p>
+            <w:pPr>
+              <w:keepNext/>
+              <w:rPr>
+                <w:sz w:val="14"/>
+                <w:szCs w:val="16"/>
+              </w:rPr>
+            </w:pPr>
+          </w:p>
+        </w:tc>
+        <w:tc>
+          <w:tcPr>
+            <w:tcW w:w="2390" w:type="dxa"/>
+          </w:tcPr>
+          <w:p>
+            <w:pPr>
+              <w:keepNext/>
+              <w:rPr>
+                <w:sz w:val="14"/>
+                <w:szCs w:val="16"/>
+              </w:rPr>
+            </w:pPr>
+          </w:p>
+        </w:tc>
+        <w:tc>
+          <w:tcPr>
+            <w:tcW w:w="1504" w:type="dxa"/>
+          </w:tcPr>
+          <w:p>
+            <w:pPr>
+              <w:keepNext/>
+              <w:rPr>
+                <w:sz w:val="14"/>
+                <w:szCs w:val="16"/>
+              </w:rPr>
+            </w:pPr>
+          </w:p>
+        </w:tc>
+      </w:tr>
+      <w:tr>
+        <w:trPr>
+          <w:trHeight w:val="320" w:hRule="atLeast"/>
+          <w:cantSplit/>
+        </w:trPr>
+        <w:tc>
+          <w:tcPr>
+            <w:tcW w:w="1165" w:type="dxa"/>
+          </w:tcPr>
+          <w:p>
+            <w:pPr>
+              <w:keepNext/>
+              <w:rPr>
+                <w:sz w:val="16"/>
+                <w:szCs w:val="16"/>
+              </w:rPr>
+            </w:pPr>
+          </w:p>
+        </w:tc>
+        <w:tc>
+          <w:tcPr>
+            <w:tcW w:w="2765" w:type="dxa"/>
+          </w:tcPr>
+          <w:p>
+            <w:pPr>
+              <w:keepNext/>
+              <w:rPr>
+                <w:sz w:val="16"/>
+                <w:szCs w:val="16"/>
+              </w:rPr>
+            </w:pPr>
+          </w:p>
+        </w:tc>
+        <w:tc>
+          <w:tcPr>
+            <w:tcW w:w="565" w:type="dxa"/>
+          </w:tcPr>
+          <w:p>
+            <w:pPr>
+              <w:keepNext/>
+              <w:jc w:val="center"/>
+              <w:rPr>
+                <w:sz w:val="16"/>
+                <w:szCs w:val="16"/>
+              </w:rPr>
+            </w:pPr>
+          </w:p>
+        </w:tc>
+        <w:tc>
+          <w:tcPr>
+            <w:tcW w:w="630" w:type="dxa"/>
+          </w:tcPr>
+          <w:p>
+            <w:pPr>
+              <w:keepNext/>
+              <w:rPr>
+                <w:sz w:val="14"/>
+                <w:szCs w:val="16"/>
+              </w:rPr>
+            </w:pPr>
+          </w:p>
+        </w:tc>
+        <w:tc>
+          <w:tcPr>
+            <w:tcW w:w="2390" w:type="dxa"/>
+          </w:tcPr>
+          <w:p>
+            <w:pPr>
+              <w:keepNext/>
+              <w:rPr>
+                <w:sz w:val="14"/>
+                <w:szCs w:val="16"/>
+              </w:rPr>
+            </w:pPr>
+          </w:p>
+        </w:tc>
+        <w:tc>
+          <w:tcPr>
+            <w:tcW w:w="1504" w:type="dxa"/>
+          </w:tcPr>
+          <w:p>
+            <w:pPr>
+              <w:keepNext/>
+              <w:rPr>
+                <w:sz w:val="14"/>
+                <w:szCs w:val="16"/>
+              </w:rPr>
+            </w:pPr>
+          </w:p>
+        </w:tc>
+      </w:tr>
+      <w:tr>
+        <w:trPr>
+          <w:trHeight w:val="320" w:hRule="atLeast"/>
+          <w:cantSplit/>
         </w:trPr>
         <w:tc>
           <w:tcPr>

--- a/templates_docx/Appraisal_Sheet_DCT.docx
+++ b/templates_docx/Appraisal_Sheet_DCT.docx
@@ -82,7 +82,7 @@
               </wp:anchor>
             </w:drawing>
           </mc:Choice>
-          <mc:Fallback xmlns:w16sdtfl="http://schemas.microsoft.com/office/word/2024/wordml/sdtformatlock" xmlns:w16du="http://schemas.microsoft.com/office/word/2023/wordml/word16du" xmlns:oel="http://schemas.microsoft.com/office/2019/extlst">
+          <mc:Fallback xmlns:oel="http://schemas.microsoft.com/office/2019/extlst" xmlns:w16du="http://schemas.microsoft.com/office/word/2023/wordml/word16du" xmlns:w16sdtfl="http://schemas.microsoft.com/office/word/2024/wordml/sdtformatlock">
             <w:pict>
               <v:shapetype w14:anchorId="6F53AAE5" id="_x0000_t32" coordsize="21600,21600" o:spt="32" o:oned="t" path="m,l21600,21600e" filled="f">
                 <v:path arrowok="t" fillok="f" o:connecttype="none"/>
@@ -397,7 +397,7 @@
               </wp:anchor>
             </w:drawing>
           </mc:Choice>
-          <mc:Fallback xmlns:w16sdtfl="http://schemas.microsoft.com/office/word/2024/wordml/sdtformatlock" xmlns:w16du="http://schemas.microsoft.com/office/word/2023/wordml/word16du" xmlns:oel="http://schemas.microsoft.com/office/2019/extlst">
+          <mc:Fallback xmlns:oel="http://schemas.microsoft.com/office/2019/extlst" xmlns:w16du="http://schemas.microsoft.com/office/word/2023/wordml/word16du" xmlns:w16sdtfl="http://schemas.microsoft.com/office/word/2024/wordml/sdtformatlock">
             <w:pict>
               <v:line w14:anchorId="1A96A20E" id="Straight Connector 1" o:spid="_x0000_s1026" style="position:absolute;z-index:251721728;visibility:visible;mso-wrap-style:square;mso-width-percent:0;mso-wrap-distance-left:9pt;mso-wrap-distance-top:0;mso-wrap-distance-right:9pt;mso-wrap-distance-bottom:0;mso-position-horizontal:absolute;mso-position-horizontal-relative:text;mso-position-vertical:absolute;mso-position-vertical-relative:text;mso-width-percent:0;mso-width-relative:margin" from=".45pt,11.2pt" to="451.35pt,11.2pt" o:gfxdata="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" strokecolor="black [3200]">
                 <v:stroke joinstyle="miter"/>
@@ -446,8 +446,8 @@
       </w:tblGrid>
       <w:tr>
         <w:trPr>
-          <w:trHeight w:val="320" w:hRule="atLeast"/>
           <w:cantSplit/>
+          <w:trHeight w:val="58"/>
         </w:trPr>
         <w:tc>
           <w:tcPr>
@@ -636,8 +636,8 @@
       </w:tr>
       <w:tr>
         <w:trPr>
-          <w:trHeight w:val="320" w:hRule="atLeast"/>
           <w:cantSplit/>
+          <w:trHeight w:val="58"/>
         </w:trPr>
         <w:tc>
           <w:tcPr>
@@ -727,8 +727,8 @@
       </w:tr>
       <w:tr>
         <w:trPr>
-          <w:trHeight w:val="320" w:hRule="atLeast"/>
           <w:cantSplit/>
+          <w:trHeight w:val="58"/>
         </w:trPr>
         <w:tc>
           <w:tcPr>
@@ -818,8 +818,8 @@
       </w:tr>
       <w:tr>
         <w:trPr>
-          <w:trHeight w:val="320" w:hRule="atLeast"/>
           <w:cantSplit/>
+          <w:trHeight w:val="58"/>
         </w:trPr>
         <w:tc>
           <w:tcPr>
@@ -909,8 +909,8 @@
       </w:tr>
       <w:tr>
         <w:trPr>
-          <w:trHeight w:val="320" w:hRule="atLeast"/>
           <w:cantSplit/>
+          <w:trHeight w:val="58"/>
         </w:trPr>
         <w:tc>
           <w:tcPr>
@@ -1074,7 +1074,7 @@
               </wp:anchor>
             </w:drawing>
           </mc:Choice>
-          <mc:Fallback xmlns:w16sdtfl="http://schemas.microsoft.com/office/word/2024/wordml/sdtformatlock" xmlns:w16du="http://schemas.microsoft.com/office/word/2023/wordml/word16du" xmlns:oel="http://schemas.microsoft.com/office/2019/extlst">
+          <mc:Fallback xmlns:oel="http://schemas.microsoft.com/office/2019/extlst" xmlns:w16du="http://schemas.microsoft.com/office/word/2023/wordml/word16du" xmlns:w16sdtfl="http://schemas.microsoft.com/office/word/2024/wordml/sdtformatlock">
             <w:pict>
               <v:line w14:anchorId="5833A991" id="Straight Connector 9" o:spid="_x0000_s1026" style="position:absolute;z-index:251731968;visibility:visible;mso-wrap-style:square;mso-width-percent:0;mso-wrap-distance-left:9pt;mso-wrap-distance-top:0;mso-wrap-distance-right:9pt;mso-wrap-distance-bottom:0;mso-position-horizontal:absolute;mso-position-horizontal-relative:text;mso-position-vertical:absolute;mso-position-vertical-relative:text;mso-width-percent:0;mso-width-relative:margin" from=".65pt,10.5pt" to="451.55pt,10.5pt" o:gfxdata="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" strokecolor="black [3200]">
                 <v:stroke joinstyle="miter"/>
@@ -1101,8 +1101,8 @@
       </w:tblGrid>
       <w:tr>
         <w:trPr>
-          <w:trHeight w:val="320" w:hRule="atLeast"/>
           <w:cantSplit/>
+          <w:trHeight w:val="58"/>
         </w:trPr>
         <w:tc>
           <w:tcPr>
@@ -1283,8 +1283,8 @@
       </w:tr>
       <w:tr>
         <w:trPr>
-          <w:trHeight w:val="320" w:hRule="atLeast"/>
           <w:cantSplit/>
+          <w:trHeight w:val="58"/>
         </w:trPr>
         <w:tc>
           <w:tcPr>
@@ -1375,8 +1375,8 @@
       </w:tr>
       <w:tr>
         <w:trPr>
-          <w:trHeight w:val="320" w:hRule="atLeast"/>
           <w:cantSplit/>
+          <w:trHeight w:val="58"/>
         </w:trPr>
         <w:tc>
           <w:tcPr>
@@ -1467,8 +1467,8 @@
       </w:tr>
       <w:tr>
         <w:trPr>
-          <w:trHeight w:val="320" w:hRule="atLeast"/>
           <w:cantSplit/>
+          <w:trHeight w:val="58"/>
         </w:trPr>
         <w:tc>
           <w:tcPr>
@@ -1559,8 +1559,8 @@
       </w:tr>
       <w:tr>
         <w:trPr>
-          <w:trHeight w:val="320" w:hRule="atLeast"/>
           <w:cantSplit/>
+          <w:trHeight w:val="58"/>
         </w:trPr>
         <w:tc>
           <w:tcPr>
@@ -1675,17 +1675,6 @@
     <w:p>
       <w:pPr>
         <w:spacing w:after="0"/>
-        <w:rPr>
-          <w:b/>
-          <w:sz w:val="16"/>
-          <w:szCs w:val="16"/>
-        </w:rPr>
-      </w:pPr>
-    </w:p>
-    <w:p>
-      <w:pPr>
-        <w:spacing w:after="0"/>
-        <w:jc w:val="center"/>
         <w:rPr>
           <w:b/>
           <w:sz w:val="20"/>
@@ -1762,7 +1751,7 @@
               </wp:anchor>
             </w:drawing>
           </mc:Choice>
-          <mc:Fallback xmlns:w16sdtfl="http://schemas.microsoft.com/office/word/2024/wordml/sdtformatlock" xmlns:w16du="http://schemas.microsoft.com/office/word/2023/wordml/word16du" xmlns:oel="http://schemas.microsoft.com/office/2019/extlst">
+          <mc:Fallback xmlns:oel="http://schemas.microsoft.com/office/2019/extlst" xmlns:w16du="http://schemas.microsoft.com/office/word/2023/wordml/word16du" xmlns:w16sdtfl="http://schemas.microsoft.com/office/word/2024/wordml/sdtformatlock">
             <w:pict>
               <v:line w14:anchorId="32B9DFB1" id="Straight Connector 4" o:spid="_x0000_s1026" style="position:absolute;z-index:251723776;visibility:visible;mso-wrap-style:square;mso-width-percent:0;mso-wrap-distance-left:9pt;mso-wrap-distance-top:0;mso-wrap-distance-right:9pt;mso-wrap-distance-bottom:0;mso-position-horizontal:absolute;mso-position-horizontal-relative:text;mso-position-vertical:absolute;mso-position-vertical-relative:text;mso-width-percent:0;mso-width-relative:margin" from=".55pt,10.7pt" to="451.45pt,10.7pt" o:gfxdata="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" strokecolor="black [3200]">
                 <v:stroke joinstyle="miter"/>
@@ -1796,8 +1785,8 @@
       </w:tblGrid>
       <w:tr>
         <w:trPr>
-          <w:trHeight w:val="320" w:hRule="atLeast"/>
           <w:cantSplit/>
+          <w:trHeight w:val="58"/>
         </w:trPr>
         <w:tc>
           <w:tcPr>
@@ -1970,8 +1959,8 @@
       </w:tr>
       <w:tr>
         <w:trPr>
-          <w:trHeight w:val="320" w:hRule="atLeast"/>
           <w:cantSplit/>
+          <w:trHeight w:val="58"/>
         </w:trPr>
         <w:tc>
           <w:tcPr>
@@ -2061,8 +2050,8 @@
       </w:tr>
       <w:tr>
         <w:trPr>
-          <w:trHeight w:val="320" w:hRule="atLeast"/>
           <w:cantSplit/>
+          <w:trHeight w:val="58"/>
         </w:trPr>
         <w:tc>
           <w:tcPr>
@@ -2152,8 +2141,8 @@
       </w:tr>
       <w:tr>
         <w:trPr>
-          <w:trHeight w:val="320" w:hRule="atLeast"/>
           <w:cantSplit/>
+          <w:trHeight w:val="58"/>
         </w:trPr>
         <w:tc>
           <w:tcPr>
@@ -2243,8 +2232,8 @@
       </w:tr>
       <w:tr>
         <w:trPr>
-          <w:trHeight w:val="320" w:hRule="atLeast"/>
           <w:cantSplit/>
+          <w:trHeight w:val="58"/>
         </w:trPr>
         <w:tc>
           <w:tcPr>
@@ -2361,8 +2350,8 @@
         <w:spacing w:after="0"/>
         <w:rPr>
           <w:b/>
-          <w:sz w:val="20"/>
-          <w:szCs w:val="16"/>
+          <w:sz w:val="4"/>
+          <w:szCs w:val="4"/>
         </w:rPr>
       </w:pPr>
     </w:p>
@@ -2384,16 +2373,16 @@
         <mc:AlternateContent>
           <mc:Choice Requires="wps">
             <w:drawing>
-              <wp:anchor distT="0" distB="0" distL="114300" distR="114300" simplePos="0" relativeHeight="251725824" behindDoc="0" locked="0" layoutInCell="1" allowOverlap="1" wp14:anchorId="1A849806" wp14:editId="6BC8DF4A">
+              <wp:anchor distT="0" distB="0" distL="114300" distR="114300" simplePos="0" relativeHeight="251725824" behindDoc="0" locked="0" layoutInCell="1" allowOverlap="1" wp14:anchorId="1A849806" wp14:editId="795DD2B5">
                 <wp:simplePos x="0" y="0"/>
                 <wp:positionH relativeFrom="column">
-                  <wp:posOffset>2337</wp:posOffset>
+                  <wp:posOffset>1905</wp:posOffset>
                 </wp:positionH>
                 <wp:positionV relativeFrom="paragraph">
-                  <wp:posOffset>129108</wp:posOffset>
+                  <wp:posOffset>121285</wp:posOffset>
                 </wp:positionV>
                 <wp:extent cx="5726628" cy="0"/>
-                <wp:effectExtent l="0" t="0" r="26670" b="19050"/>
+                <wp:effectExtent l="0" t="0" r="0" b="0"/>
                 <wp:wrapNone/>
                 <wp:docPr id="5" name="Straight Connector 5"/>
                 <wp:cNvGraphicFramePr/>
@@ -2435,9 +2424,9 @@
               </wp:anchor>
             </w:drawing>
           </mc:Choice>
-          <mc:Fallback xmlns:w16sdtfl="http://schemas.microsoft.com/office/word/2024/wordml/sdtformatlock" xmlns:w16du="http://schemas.microsoft.com/office/word/2023/wordml/word16du" xmlns:oel="http://schemas.microsoft.com/office/2019/extlst">
+          <mc:Fallback>
             <w:pict>
-              <v:line w14:anchorId="3BDFF48B" id="Straight Connector 5" o:spid="_x0000_s1026" style="position:absolute;z-index:251725824;visibility:visible;mso-wrap-style:square;mso-width-percent:0;mso-wrap-distance-left:9pt;mso-wrap-distance-top:0;mso-wrap-distance-right:9pt;mso-wrap-distance-bottom:0;mso-position-horizontal:absolute;mso-position-horizontal-relative:text;mso-position-vertical:absolute;mso-position-vertical-relative:text;mso-width-percent:0;mso-width-relative:margin" from=".2pt,10.15pt" to="451.1pt,10.15pt" o:gfxdata="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" strokecolor="black [3200]">
+              <v:line w14:anchorId="71DE9129" id="Straight Connector 5" o:spid="_x0000_s1026" style="position:absolute;z-index:251725824;visibility:visible;mso-wrap-style:square;mso-width-percent:0;mso-wrap-distance-left:9pt;mso-wrap-distance-top:0;mso-wrap-distance-right:9pt;mso-wrap-distance-bottom:0;mso-position-horizontal:absolute;mso-position-horizontal-relative:text;mso-position-vertical:absolute;mso-position-vertical-relative:text;mso-width-percent:0;mso-width-relative:margin" from=".15pt,9.55pt" to="451.05pt,9.55pt" o:gfxdata="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" strokecolor="black [3200]">
                 <v:stroke joinstyle="miter"/>
               </v:line>
             </w:pict>
@@ -2462,8 +2451,8 @@
       </w:tblGrid>
       <w:tr>
         <w:trPr>
-          <w:trHeight w:val="320" w:hRule="atLeast"/>
           <w:cantSplit/>
+          <w:trHeight w:val="58"/>
         </w:trPr>
         <w:tc>
           <w:tcPr>
@@ -2636,8 +2625,8 @@
       </w:tr>
       <w:tr>
         <w:trPr>
-          <w:trHeight w:val="320" w:hRule="atLeast"/>
           <w:cantSplit/>
+          <w:trHeight w:val="58"/>
         </w:trPr>
         <w:tc>
           <w:tcPr>
@@ -2727,8 +2716,8 @@
       </w:tr>
       <w:tr>
         <w:trPr>
-          <w:trHeight w:val="320" w:hRule="atLeast"/>
           <w:cantSplit/>
+          <w:trHeight w:val="58"/>
         </w:trPr>
         <w:tc>
           <w:tcPr>
@@ -2818,8 +2807,8 @@
       </w:tr>
       <w:tr>
         <w:trPr>
-          <w:trHeight w:val="320" w:hRule="atLeast"/>
           <w:cantSplit/>
+          <w:trHeight w:val="58"/>
         </w:trPr>
         <w:tc>
           <w:tcPr>
@@ -2909,8 +2898,8 @@
       </w:tr>
       <w:tr>
         <w:trPr>
-          <w:trHeight w:val="320" w:hRule="atLeast"/>
           <w:cantSplit/>
+          <w:trHeight w:val="58"/>
         </w:trPr>
         <w:tc>
           <w:tcPr>

--- a/templates_docx/Appraisal_Sheet_DCT.docx
+++ b/templates_docx/Appraisal_Sheet_DCT.docx
@@ -1087,7 +1087,6 @@
     <w:tbl>
       <w:tblPr>
         <w:tblStyle w:val="TableGrid"/>
-        <w:tblpPr w:leftFromText="180" w:rightFromText="180" w:vertAnchor="text" w:horzAnchor="margin" w:tblpY="332"/>
         <w:tblW w:w="0" w:type="auto"/>
         <w:tblLook w:val="04A0" w:firstRow="1" w:lastRow="0" w:firstColumn="1" w:lastColumn="0" w:noHBand="0" w:noVBand="1"/>
       </w:tblPr>
@@ -1771,7 +1770,6 @@
     <w:tbl>
       <w:tblPr>
         <w:tblStyle w:val="TableGrid"/>
-        <w:tblpPr w:leftFromText="180" w:rightFromText="180" w:vertAnchor="text" w:horzAnchor="margin" w:tblpY="296"/>
         <w:tblW w:w="0" w:type="auto"/>
         <w:tblLook w:val="04A0" w:firstRow="1" w:lastRow="0" w:firstColumn="1" w:lastColumn="0" w:noHBand="0" w:noVBand="1"/>
       </w:tblPr>
@@ -2437,7 +2435,6 @@
     <w:tbl>
       <w:tblPr>
         <w:tblStyle w:val="TableGrid"/>
-        <w:tblpPr w:leftFromText="180" w:rightFromText="180" w:vertAnchor="text" w:horzAnchor="margin" w:tblpY="322"/>
         <w:tblW w:w="0" w:type="auto"/>
         <w:tblLook w:val="04A0" w:firstRow="1" w:lastRow="0" w:firstColumn="1" w:lastColumn="0" w:noHBand="0" w:noVBand="1"/>
       </w:tblPr>

--- a/templates_docx/Appraisal_Sheet_DCT.docx
+++ b/templates_docx/Appraisal_Sheet_DCT.docx
@@ -1087,6 +1087,7 @@
     <w:tbl>
       <w:tblPr>
         <w:tblStyle w:val="TableGrid"/>
+        <w:tblpPr w:leftFromText="180" w:rightFromText="180" w:vertAnchor="text" w:horzAnchor="margin" w:tblpY="332"/>
         <w:tblW w:w="0" w:type="auto"/>
         <w:tblLook w:val="04A0" w:firstRow="1" w:lastRow="0" w:firstColumn="1" w:lastColumn="0" w:noHBand="0" w:noVBand="1"/>
       </w:tblPr>
@@ -1770,6 +1771,7 @@
     <w:tbl>
       <w:tblPr>
         <w:tblStyle w:val="TableGrid"/>
+        <w:tblpPr w:leftFromText="180" w:rightFromText="180" w:vertAnchor="text" w:horzAnchor="margin" w:tblpY="296"/>
         <w:tblW w:w="0" w:type="auto"/>
         <w:tblLook w:val="04A0" w:firstRow="1" w:lastRow="0" w:firstColumn="1" w:lastColumn="0" w:noHBand="0" w:noVBand="1"/>
       </w:tblPr>
@@ -2435,6 +2437,7 @@
     <w:tbl>
       <w:tblPr>
         <w:tblStyle w:val="TableGrid"/>
+        <w:tblpPr w:leftFromText="180" w:rightFromText="180" w:vertAnchor="text" w:horzAnchor="margin" w:tblpY="322"/>
         <w:tblW w:w="0" w:type="auto"/>
         <w:tblLook w:val="04A0" w:firstRow="1" w:lastRow="0" w:firstColumn="1" w:lastColumn="0" w:noHBand="0" w:noVBand="1"/>
       </w:tblPr>
